--- a/companies/meridian-actuarial/People/2020.01.16 - Onboarding - Linda Hanna.docx
+++ b/companies/meridian-actuarial/People/2020.01.16 - Onboarding - Linda Hanna.docx
@@ -3,18 +3,26 @@
 <w:document xmlns:wpc="http://schemas.microsoft.com/office/word/2010/wordprocessingCanvas" xmlns:mo="http://schemas.microsoft.com/office/mac/office/2008/main" xmlns:mc="http://schemas.openxmlformats.org/markup-compatibility/2006" xmlns:mv="urn:schemas-microsoft-com:mac:vml" xmlns:o="urn:schemas-microsoft-com:office:office" xmlns:r="http://schemas.openxmlformats.org/officeDocument/2006/relationships" xmlns:m="http://schemas.openxmlformats.org/officeDocument/2006/math" xmlns:v="urn:schemas-microsoft-com:vml" xmlns:wp14="http://schemas.microsoft.com/office/word/2010/wordprocessingDrawing" xmlns:wp="http://schemas.openxmlformats.org/drawingml/2006/wordprocessingDrawing" xmlns:w10="urn:schemas-microsoft-com:office:word" xmlns:w="http://schemas.openxmlformats.org/wordprocessingml/2006/main" xmlns:w14="http://schemas.microsoft.com/office/word/2010/wordml" xmlns:wpg="http://schemas.microsoft.com/office/word/2010/wordprocessingGroup" xmlns:wpi="http://schemas.microsoft.com/office/word/2010/wordprocessingInk" xmlns:wne="http://schemas.microsoft.com/office/word/2006/wordml" xmlns:wps="http://schemas.microsoft.com/office/word/2010/wordprocessingShape" mc:Ignorable="w14 wp14">
   <w:body>
     <w:p>
+      <w:pPr>
+        <w:pStyle w:val="Heading1"/>
+      </w:pPr>
       <w:r>
-        <w:t>Linda Hanna, welcome to Meridian. I wanted to set your first weeks down in writing rather than leave them to be pieced together in the hallway. We do not stand on much ceremony here, but the role you are stepping into has been a long time coming, and it is worth marking properly.</w:t>
+        <w:t>Linda Hanna, Practice Manager</w:t>
       </w:r>
     </w:p>
     <w:p>
       <w:r>
-        <w:t>You join us as our Practice Manager. The practice has grown faster than the operations that carry it, and closing that gap is the whole of the job. You will run the operational side of our engagements and much of our correspondence with client staff: the files, the schedules, and the record of who owes what to whom. It is the connective tissue of the firm, and until now it has been held together by whoever happened to have a free hour. You report to me directly. Bring me the things that genuinely need a decision, and treat the rest as yours to run.</w:t>
+        <w:t>Linda Hanna has joined Meridian as our Practice Manager, and we are glad to have her. The practice has reached the size where engagement paperwork, billing and the tracking of client files need one person who owns them. Linda is that person. In her first days she has already shown us a habit we value in this office: she gives the reason for a request before she makes it.</w:t>
       </w:r>
     </w:p>
     <w:p>
       <w:r>
-        <w:t>A few things to get you oriented in the first weeks:</w:t>
+        <w:t>Linda sits in Operations and reports to Robert Lawrence, Managing Actuary. Her work touches every engagement, though she will not do the actuarial work on any of them. She will prepare and track engagement letters, issue invoices and follow up on the ones that go unpaid, and keep the record of which client data files have arrived and which are still outstanding. She also keeps the calendar of report deadlines. Our deadlines depend on client data, and client data often arrive late or incomplete. When a due date and a data delivery stop lining up, she will often see it before the actuary on the engagement does. We want her to raise it early, and we want the consulting staff to treat that as help.</w:t>
+      </w:r>
+    </w:p>
+    <w:p>
+      <w:r>
+        <w:t>Her first period is about learning how an assignment moves from a signed letter to an issued report and a paid invoice. We have agreed on the following for her first two months:</w:t>
       </w:r>
     </w:p>
     <w:p>
@@ -22,7 +30,7 @@
         <w:pStyle w:val="ListBullet"/>
       </w:pPr>
       <w:r>
-        <w:t>Sit with each engagement in turn and learn how a valuation moves through the office, from the first data request to the signed opinion. You do not need the actuarial detail; you need to know where the work tends to stall.</w:t>
+        <w:t>1. Read every open engagement letter and the data request that went with it, so she knows what we committed to and what we asked each client to send.</w:t>
       </w:r>
     </w:p>
     <w:p>
@@ -30,7 +38,7 @@
         <w:pStyle w:val="ListBullet"/>
       </w:pPr>
       <w:r>
-        <w:t>Meet the client staff you will be corresponding with. A good part of what keeps an engagement on schedule is a working relationship with the person on the other end who sends us the files.</w:t>
+        <w:t>2. Prepare one month-end billing cycle alongside Robert Lawrence, and take over the invoice log from the cycle after that.</w:t>
       </w:r>
     </w:p>
     <w:p>
@@ -38,17 +46,28 @@
         <w:pStyle w:val="ListBullet"/>
       </w:pPr>
       <w:r>
-        <w:t>Take stock of how we track deadlines and correspondence today, and tell me plainly what is held together with string. I would far rather hear it early than discover it at a filing deadline.</w:t>
+        <w:t>3. Set up a single tracking sheet for client data: what was requested, what has arrived and when, and what is still outstanding.</w:t>
+      </w:r>
+    </w:p>
+    <w:p>
+      <w:pPr>
+        <w:pStyle w:val="ListBullet"/>
+      </w:pPr>
+      <w:r>
+        <w:t>4. Meet each member of the consulting group, one at a time, to learn how each of them wants to hear about late or incomplete data.</w:t>
+      </w:r>
+    </w:p>
+    <w:p>
+      <w:pPr>
+        <w:pStyle w:val="ListBullet"/>
+      </w:pPr>
+      <w:r>
+        <w:t>5. Look over where signed letters, invoices and client correspondence are filed, and tell us where the filing does not hold together.</w:t>
       </w:r>
     </w:p>
     <w:p>
       <w:r>
-        <w:t>It is worth knowing what rests on the operations you are taking over. Our clients are pension boards, a life insurer, and benefit funds, and the actuarial work only reaches them if the schedule holds and the files arrive intact. When you keep an engagement running on time, you are protecting the part of our name that clients actually feel. Come find me in your first week and we will walk the engagement calendar together. We are glad you are here.</w:t>
-      </w:r>
-    </w:p>
-    <w:p>
-      <w:r>
-        <w:t>Robert Lawrence, Managing Actuary</w:t>
+        <w:t>Linda is not expected to know actuarial terms on arrival, and nobody here should make her feel she ought to. When a question about a file or an invoice turns on an actuarial point, the actuary on that engagement answers it. Robert Lawrence will sit down with her at the end of each week for those two months to go through what is open. After that, the billing and data records are hers to run.</w:t>
       </w:r>
     </w:p>
     <w:sectPr>
